--- a/az/wisdom-stories/everyone-is-equal-here.docx
+++ b/az/wisdom-stories/everyone-is-equal-here.docx
@@ -196,7 +196,7 @@
         <w:rPr>
           <w:lang/>
         </w:rPr>
-        <w:t>İşi bitirəndə uşağa zəhmət haqqını və ayrıca kömək üçün pul verdi. Söhbət zamanı öyrəndi ki, oğlan atasız böyüyür, məktəbə gedir, dərsdən sonra isə anasına kömək etmək üçün işləyir.</w:t>
+        <w:t>Oğlan işini bitirəndə gənc ona zəhmət haqqını verdi, əlavə olaraq maddi kömək də etdi. Söhbət zamanı öyrəndi ki, oğlan atasız böyüyür, məktəbə gedir, dərsdən sonra isə anasına kömək etmək üçün işləyir.</w:t>
       </w:r>
     </w:p>
     <w:p>
